--- a/README.docx
+++ b/README.docx
@@ -619,12 +619,12 @@
           <wp:inline distB="114300" distT="114300" distL="114300" distR="114300">
             <wp:extent cx="5553075" cy="3743325"/>
             <wp:effectExtent b="0" l="0" r="0" t="0"/>
-            <wp:docPr id="4" name="image3.png"/>
+            <wp:docPr id="4" name="image1.png"/>
             <a:graphic>
               <a:graphicData uri="http://schemas.openxmlformats.org/drawingml/2006/picture">
                 <pic:pic>
                   <pic:nvPicPr>
-                    <pic:cNvPr id="0" name="image3.png"/>
+                    <pic:cNvPr id="0" name="image1.png"/>
                     <pic:cNvPicPr preferRelativeResize="0"/>
                   </pic:nvPicPr>
                   <pic:blipFill>
@@ -810,8 +810,100 @@
         </w:rPr>
       </w:r>
     </w:p>
+    <w:p>
+      <w:pPr>
+        <w:rPr/>
+      </w:pPr>
+      <w:r>
+        <w:rPr>
+          <w:rtl w:val="0"/>
+        </w:rPr>
+        <w:t xml:space="preserve">Video explicativo:</w:t>
+      </w:r>
+    </w:p>
+    <w:p>
+      <w:pPr>
+        <w:rPr/>
+      </w:pPr>
+      <w:hyperlink r:id="rId12">
+        <w:r>
+          <w:rPr>
+            <w:color w:val="1155cc"/>
+            <w:u w:val="single"/>
+            <w:rtl w:val="0"/>
+          </w:rPr>
+          <w:t xml:space="preserve">https://drive.google.com/file/d/1z0YoqL7_F_rrChQLxEVRagMybFAjnOj-/view?usp=sharing</w:t>
+        </w:r>
+      </w:hyperlink>
+      <w:r>
+        <w:rPr>
+          <w:rtl w:val="0"/>
+        </w:rPr>
+      </w:r>
+    </w:p>
+    <w:p>
+      <w:pPr>
+        <w:rPr/>
+      </w:pPr>
+      <w:r>
+        <w:rPr>
+          <w:rtl w:val="0"/>
+        </w:rPr>
+      </w:r>
+    </w:p>
+    <w:p>
+      <w:pPr>
+        <w:rPr/>
+      </w:pPr>
+      <w:r>
+        <w:rPr>
+          <w:rtl w:val="0"/>
+        </w:rPr>
+        <w:t xml:space="preserve">GitHub:</w:t>
+      </w:r>
+    </w:p>
+    <w:p>
+      <w:pPr>
+        <w:rPr/>
+      </w:pPr>
+      <w:hyperlink r:id="rId13">
+        <w:r>
+          <w:rPr>
+            <w:color w:val="1155cc"/>
+            <w:u w:val="single"/>
+            <w:rtl w:val="0"/>
+          </w:rPr>
+          <w:t xml:space="preserve">https://github.com/AzuLeo-dev/Laboratorio-Python.git</w:t>
+        </w:r>
+      </w:hyperlink>
+      <w:r>
+        <w:rPr>
+          <w:rtl w:val="0"/>
+        </w:rPr>
+      </w:r>
+    </w:p>
+    <w:p>
+      <w:pPr>
+        <w:rPr/>
+      </w:pPr>
+      <w:r>
+        <w:rPr>
+          <w:rtl w:val="0"/>
+        </w:rPr>
+      </w:r>
+    </w:p>
+    <w:p>
+      <w:pPr>
+        <w:rPr/>
+      </w:pPr>
+      <w:r>
+        <w:rPr>
+          <w:rtl w:val="0"/>
+        </w:rPr>
+      </w:r>
+    </w:p>
     <w:sectPr>
-      <w:headerReference r:id="rId12" w:type="default"/>
+      <w:headerReference r:id="rId14" w:type="default"/>
       <w:pgSz w:h="16834" w:w="11909" w:orient="portrait"/>
       <w:pgMar w:bottom="1440" w:top="1275.5905511811022" w:left="1440" w:right="1440" w:header="680.3149606299213" w:footer="720"/>
       <w:pgNumType w:start="1"/>
@@ -833,12 +925,12 @@
         <wp:inline distB="114300" distT="114300" distL="114300" distR="114300">
           <wp:extent cx="2014538" cy="581025"/>
           <wp:effectExtent b="0" l="0" r="0" t="0"/>
-          <wp:docPr id="2" name="image1.png"/>
+          <wp:docPr id="2" name="image3.png"/>
           <a:graphic>
             <a:graphicData uri="http://schemas.openxmlformats.org/drawingml/2006/picture">
               <pic:pic>
                 <pic:nvPicPr>
-                  <pic:cNvPr id="0" name="image1.png"/>
+                  <pic:cNvPr id="0" name="image3.png"/>
                   <pic:cNvPicPr preferRelativeResize="0"/>
                 </pic:nvPicPr>
                 <pic:blipFill>
